--- a/docs/docs/Dip_kiirasSablon_v3_TMIT_magyar.docx
+++ b/docs/docs/Dip_kiirasSablon_v3_TMIT_magyar.docx
@@ -5,6 +5,7 @@
     <w:p>
       <w:pPr>
         <w:pStyle w:val="Cmsor"/>
+        <w:spacing w:after="40"/>
         <w:ind w:firstLine="0"/>
       </w:pPr>
       <w:r>
@@ -15,7 +16,27 @@
           <w:sz w:val="28"/>
           <w:szCs w:val="28"/>
         </w:rPr>
-        <w:t>SZAKDOLGOZAT/DIPLOMATERVEZÉSI FELADAT</w:t>
+        <w:t>SZAKDOLGOZAT</w:t>
+      </w:r>
+      <w:r>
+        <w:rPr>
+          <w:rFonts w:ascii="Times New Roman" w:hAnsi="Times New Roman" w:cs="Times New Roman"/>
+          <w:b w:val="0"/>
+          <w:bCs w:val="0"/>
+          <w:sz w:val="28"/>
+          <w:szCs w:val="28"/>
+        </w:rPr>
+        <w:t xml:space="preserve"> </w:t>
+      </w:r>
+      <w:r>
+        <w:rPr>
+          <w:rFonts w:ascii="Times New Roman" w:hAnsi="Times New Roman" w:cs="Times New Roman"/>
+          <w:b w:val="0"/>
+          <w:bCs w:val="0"/>
+          <w:sz w:val="28"/>
+          <w:szCs w:val="28"/>
+        </w:rPr>
+        <w:t>FELADAT</w:t>
       </w:r>
     </w:p>
     <w:p>
@@ -37,7 +58,7 @@
         <w:jc w:val="center"/>
       </w:pPr>
       <w:r>
-        <w:t>szigorló villamosmérnök/mérnökinformatikus hallgató részére</w:t>
+        <w:t>szigorló mérnökinformatikus hallgató részére</w:t>
       </w:r>
     </w:p>
     <w:p>
@@ -204,7 +225,7 @@
         <w:t>, a telemetriai adatok, boxkiállások, gumistratégiák és köridők integrálása egy egységes, gépi tanulásra alkalmas adatkészletté</w:t>
       </w:r>
       <w:r>
-        <w:t>-</w:t>
+        <w:t>.</w:t>
       </w:r>
     </w:p>
     <w:p>
@@ -285,7 +306,16 @@
         <w:t xml:space="preserve"> alkalmas transzformer architektúra (BERT alapú)</w:t>
       </w:r>
       <w:r>
-        <w:t xml:space="preserve"> megtervezése és implementálása</w:t>
+        <w:t xml:space="preserve"> megtervezése</w:t>
+      </w:r>
+      <w:r>
+        <w:t xml:space="preserve">, </w:t>
+      </w:r>
+      <w:r>
+        <w:t>implementálása</w:t>
+      </w:r>
+      <w:r>
+        <w:t xml:space="preserve"> és finomhangolása</w:t>
       </w:r>
       <w:r>
         <w:t>.</w:t>
@@ -333,7 +363,7 @@
           <w:ilvl w:val="0"/>
           <w:numId w:val="2"/>
         </w:numPr>
-        <w:spacing w:after="240"/>
+        <w:spacing w:after="160"/>
         <w:jc w:val="both"/>
         <w:rPr>
           <w:b/>
@@ -376,15 +406,21 @@
         <w:tab/>
       </w:r>
       <w:r>
-        <w:t>Mihályi Balázs Márk, Dr Toka László</w:t>
-      </w:r>
-      <w:r>
-        <w:t>, Szmida Patrik Péter</w:t>
+        <w:t>Dr Toka László</w:t>
+      </w:r>
+      <w:r>
+        <w:t>,</w:t>
+      </w:r>
+      <w:r>
+        <w:t xml:space="preserve"> Mihályi Balázs Márk,</w:t>
+      </w:r>
+      <w:r>
+        <w:t xml:space="preserve"> Szmida Patrik Péter</w:t>
       </w:r>
     </w:p>
     <w:p>
       <w:pPr>
-        <w:spacing w:before="240"/>
+        <w:spacing w:before="160"/>
         <w:ind w:right="-11"/>
         <w:jc w:val="both"/>
       </w:pPr>
@@ -398,7 +434,10 @@
         <w:t>. október</w:t>
       </w:r>
       <w:r>
-        <w:t xml:space="preserve"> 7</w:t>
+        <w:t xml:space="preserve"> </w:t>
+      </w:r>
+      <w:r>
+        <w:t>9</w:t>
       </w:r>
       <w:r>
         <w:t>.</w:t>
@@ -406,7 +445,7 @@
     </w:p>
     <w:p>
       <w:pPr>
-        <w:spacing w:before="1080"/>
+        <w:spacing w:before="480"/>
         <w:ind w:left="5670" w:right="-11"/>
         <w:jc w:val="center"/>
       </w:pPr>
@@ -575,7 +614,7 @@
                 <v:fill color2="black"/>
                 <v:imagedata r:id="rId1" o:title="" croptop="-27f" cropbottom="-27f" cropleft="-28f" cropright="-28f"/>
               </v:shape>
-              <o:OLEObject Type="Embed" ProgID="PBrush" ShapeID="_x0000_i1026" DrawAspect="Content" ObjectID="_1853048745" r:id="rId2"/>
+              <o:OLEObject Type="Embed" ProgID="PBrush" ShapeID="_x0000_i1026" DrawAspect="Content" ObjectID="_1853906456" r:id="rId2"/>
             </w:object>
           </w:r>
         </w:p>
@@ -683,7 +722,7 @@
         <w:noProof/>
       </w:rPr>
       <w:drawing>
-        <wp:inline distT="0" distB="0" distL="0" distR="0" wp14:anchorId="1FCB95BA" wp14:editId="464D2E51">
+        <wp:inline distT="0" distB="0" distL="0" distR="0" wp14:anchorId="1FCB95BA" wp14:editId="693B06BD">
           <wp:extent cx="2514600" cy="716280"/>
           <wp:effectExtent l="0" t="0" r="0" b="0"/>
           <wp:docPr id="1" name="Kép 1"/>
@@ -1856,23 +1895,6 @@
 </file>
 
 <file path=customXml/item1.xml><?xml version="1.0" encoding="utf-8"?>
-<p:properties xmlns:p="http://schemas.microsoft.com/office/2006/metadata/properties" xmlns:xsi="http://www.w3.org/2001/XMLSchema-instance" xmlns:pc="http://schemas.microsoft.com/office/infopath/2007/PartnerControls">
-  <documentManagement>
-    <_activity xmlns="35edeac0-6f94-42ad-9f17-855b76c7ca8d" xsi:nil="true"/>
-  </documentManagement>
-</p:properties>
-</file>
-
-<file path=customXml/item2.xml><?xml version="1.0" encoding="utf-8"?>
-<?mso-contentType ?>
-<FormTemplates xmlns="http://schemas.microsoft.com/sharepoint/v3/contenttype/forms">
-  <Display>DocumentLibraryForm</Display>
-  <Edit>DocumentLibraryForm</Edit>
-  <New>DocumentLibraryForm</New>
-</FormTemplates>
-</file>
-
-<file path=customXml/item3.xml><?xml version="1.0" encoding="utf-8"?>
 <ct:contentTypeSchema xmlns:ct="http://schemas.microsoft.com/office/2006/metadata/contentType" xmlns:ma="http://schemas.microsoft.com/office/2006/metadata/properties/metaAttributes" ct:_="" ma:_="" ma:contentTypeName="Dokumentum" ma:contentTypeID="0x01010059E9921F3FED7448889E956F6C46F45F" ma:contentTypeVersion="11" ma:contentTypeDescription="Új dokumentum létrehozása." ma:contentTypeScope="" ma:versionID="f7fc8c7585cecd05c93b31d4d7c91e92">
   <xsd:schema xmlns:xsd="http://www.w3.org/2001/XMLSchema" xmlns:xs="http://www.w3.org/2001/XMLSchema" xmlns:p="http://schemas.microsoft.com/office/2006/metadata/properties" xmlns:ns3="35edeac0-6f94-42ad-9f17-855b76c7ca8d" targetNamespace="http://schemas.microsoft.com/office/2006/metadata/properties" ma:root="true" ma:fieldsID="256c9709d40606f6370dcbdcdef7a1b0" ns3:_="">
     <xsd:import namespace="35edeac0-6f94-42ad-9f17-855b76c7ca8d"/>
@@ -2060,25 +2082,24 @@
 </ct:contentTypeSchema>
 </file>
 
-<file path=customXml/itemProps1.xml><?xml version="1.0" encoding="utf-8"?>
-<ds:datastoreItem xmlns:ds="http://schemas.openxmlformats.org/officeDocument/2006/customXml" ds:itemID="{19C33ED2-C764-490F-A315-1C265027016B}">
-  <ds:schemaRefs>
-    <ds:schemaRef ds:uri="http://schemas.microsoft.com/office/2006/metadata/properties"/>
-    <ds:schemaRef ds:uri="http://schemas.microsoft.com/office/infopath/2007/PartnerControls"/>
-    <ds:schemaRef ds:uri="35edeac0-6f94-42ad-9f17-855b76c7ca8d"/>
-  </ds:schemaRefs>
-</ds:datastoreItem>
+<file path=customXml/item2.xml><?xml version="1.0" encoding="utf-8"?>
+<?mso-contentType ?>
+<FormTemplates xmlns="http://schemas.microsoft.com/sharepoint/v3/contenttype/forms">
+  <Display>DocumentLibraryForm</Display>
+  <Edit>DocumentLibraryForm</Edit>
+  <New>DocumentLibraryForm</New>
+</FormTemplates>
 </file>
 
-<file path=customXml/itemProps2.xml><?xml version="1.0" encoding="utf-8"?>
-<ds:datastoreItem xmlns:ds="http://schemas.openxmlformats.org/officeDocument/2006/customXml" ds:itemID="{04926EB9-272D-41CD-B6BC-2C35F2829C43}">
-  <ds:schemaRefs>
-    <ds:schemaRef ds:uri="http://schemas.microsoft.com/sharepoint/v3/contenttype/forms"/>
-  </ds:schemaRefs>
-</ds:datastoreItem>
+<file path=customXml/item3.xml><?xml version="1.0" encoding="utf-8"?>
+<p:properties xmlns:p="http://schemas.microsoft.com/office/2006/metadata/properties" xmlns:xsi="http://www.w3.org/2001/XMLSchema-instance" xmlns:pc="http://schemas.microsoft.com/office/infopath/2007/PartnerControls">
+  <documentManagement>
+    <_activity xmlns="35edeac0-6f94-42ad-9f17-855b76c7ca8d" xsi:nil="true"/>
+  </documentManagement>
+</p:properties>
 </file>
 
-<file path=customXml/itemProps3.xml><?xml version="1.0" encoding="utf-8"?>
+<file path=customXml/itemProps1.xml><?xml version="1.0" encoding="utf-8"?>
 <ds:datastoreItem xmlns:ds="http://schemas.openxmlformats.org/officeDocument/2006/customXml" ds:itemID="{ABA6715A-F4FF-404E-B166-0D9B1EFB11CC}">
   <ds:schemaRefs>
     <ds:schemaRef ds:uri="http://schemas.microsoft.com/office/2006/metadata/contentType"/>
@@ -2094,4 +2115,22 @@
     <ds:schemaRef ds:uri="http://schemas.microsoft.com/internal/obd"/>
   </ds:schemaRefs>
 </ds:datastoreItem>
+</file>
+
+<file path=customXml/itemProps2.xml><?xml version="1.0" encoding="utf-8"?>
+<ds:datastoreItem xmlns:ds="http://schemas.openxmlformats.org/officeDocument/2006/customXml" ds:itemID="{04926EB9-272D-41CD-B6BC-2C35F2829C43}">
+  <ds:schemaRefs>
+    <ds:schemaRef ds:uri="http://schemas.microsoft.com/sharepoint/v3/contenttype/forms"/>
+  </ds:schemaRefs>
+</ds:datastoreItem>
+</file>
+
+<file path=customXml/itemProps3.xml><?xml version="1.0" encoding="utf-8"?>
+<ds:datastoreItem xmlns:ds="http://schemas.openxmlformats.org/officeDocument/2006/customXml" ds:itemID="{19C33ED2-C764-490F-A315-1C265027016B}">
+  <ds:schemaRefs>
+    <ds:schemaRef ds:uri="http://schemas.microsoft.com/office/2006/metadata/properties"/>
+    <ds:schemaRef ds:uri="http://schemas.microsoft.com/office/infopath/2007/PartnerControls"/>
+    <ds:schemaRef ds:uri="35edeac0-6f94-42ad-9f17-855b76c7ca8d"/>
+  </ds:schemaRefs>
+</ds:datastoreItem>
 </file>